--- a/docs/32508-g00.docx
+++ b/docs/32508-g00.docx
@@ -4496,7 +4496,7 @@
           <v:shape id="ole_rId8" type="_x0000_tole_rId8" style="width:557.6pt;height:457.5pt" filled="f" o:ole="">
             <v:imagedata r:id="rId9" o:title=""/>
           </v:shape>
-          <o:OLEObject Type="Embed" ProgID="" ShapeID="ole_rId8" DrawAspect="Content" ObjectID="_378162964" r:id="rId8"/>
+          <o:OLEObject Type="Embed" ProgID="" ShapeID="ole_rId8" DrawAspect="Content" ObjectID="_891517924" r:id="rId8"/>
         </w:object>
       </w:r>
     </w:p>
@@ -4931,7 +4931,7 @@
           <v:shape id="ole_rId12" type="_x0000_tole_rId12" style="width:481.65pt;height:434.1pt" filled="f" o:ole="">
             <v:imagedata r:id="rId13" o:title=""/>
           </v:shape>
-          <o:OLEObject Type="Embed" ProgID="" ShapeID="ole_rId12" DrawAspect="Content" ObjectID="_927997457" r:id="rId12"/>
+          <o:OLEObject Type="Embed" ProgID="" ShapeID="ole_rId12" DrawAspect="Content" ObjectID="_32056861" r:id="rId12"/>
         </w:object>
       </w:r>
       <w:r>
@@ -5175,7 +5175,7 @@
           <v:shape id="ole_rId14" type="_x0000_tole_rId14" style="width:425.75pt;height:308.3pt" filled="f" o:ole="">
             <v:imagedata r:id="rId15" o:title=""/>
           </v:shape>
-          <o:OLEObject Type="Embed" ProgID="" ShapeID="ole_rId14" DrawAspect="Content" ObjectID="_949218565" r:id="rId14"/>
+          <o:OLEObject Type="Embed" ProgID="" ShapeID="ole_rId14" DrawAspect="Content" ObjectID="_1699354771" r:id="rId14"/>
         </w:object>
       </w:r>
     </w:p>
@@ -5489,7 +5489,7 @@
           <v:shape id="ole_rId16" type="_x0000_tole_rId16" style="width:425.75pt;height:380.3pt" filled="f" o:ole="">
             <v:imagedata r:id="rId17" o:title=""/>
           </v:shape>
-          <o:OLEObject Type="Embed" ProgID="" ShapeID="ole_rId16" DrawAspect="Content" ObjectID="_593061204" r:id="rId16"/>
+          <o:OLEObject Type="Embed" ProgID="" ShapeID="ole_rId16" DrawAspect="Content" ObjectID="_41964411" r:id="rId16"/>
         </w:object>
       </w:r>
     </w:p>
@@ -5887,7 +5887,7 @@
           <v:shape id="ole_rId18" type="_x0000_tole_rId18" style="width:481.95pt;height:601.4pt" filled="f" o:ole="">
             <v:imagedata r:id="rId19" o:title=""/>
           </v:shape>
-          <o:OLEObject Type="Embed" ProgID="" ShapeID="ole_rId18" DrawAspect="Content" ObjectID="_261559007" r:id="rId18"/>
+          <o:OLEObject Type="Embed" ProgID="" ShapeID="ole_rId18" DrawAspect="Content" ObjectID="_952154992" r:id="rId18"/>
         </w:object>
       </w:r>
     </w:p>
